--- a/entregables/documentacion_general_tecnica_toma_el_volante.docx
+++ b/entregables/documentacion_general_tecnica_toma_el_volante.docx
@@ -316,7 +316,7 @@
                 <w:sz w:val="20"/>
                 <w:szCs w:val="20"/>
               </w:rPr>
-              <w:t xml:space="preserve">1.1</w:t>
+              <w:t xml:space="preserve">1.2</w:t>
             </w:r>
           </w:p>
         </w:tc>
@@ -926,6 +926,60 @@
           <w:szCs w:val="22"/>
         </w:rPr>
         <w:t xml:space="preserve">Perfiles múltiples locales, respaldo/restauración JSON, texto grande, sonidos opcionales.</w:t>
+      </w:r>
+    </w:p>
+    <w:p>
+      <w:pPr>
+        <w:pStyle w:val="ListParagraph"/>
+        <w:numPr>
+          <w:ilvl w:val="0"/>
+          <w:numId w:val="2"/>
+        </w:numPr>
+        <w:spacing w:after="80"/>
+      </w:pPr>
+      <w:r>
+        <w:rPr>
+          <w:color w:val="3B3B3B"/>
+          <w:sz w:val="22"/>
+          <w:szCs w:val="22"/>
+        </w:rPr>
+        <w:t xml:space="preserve">Trivia de señales (v1.2): la señal en grande y 4 tarjetas de color con formas (estilo Kahoot, maqueta del usuario), con puntos, racha y récord.</w:t>
+      </w:r>
+    </w:p>
+    <w:p>
+      <w:pPr>
+        <w:pStyle w:val="ListParagraph"/>
+        <w:numPr>
+          <w:ilvl w:val="0"/>
+          <w:numId w:val="2"/>
+        </w:numPr>
+        <w:spacing w:after="80"/>
+      </w:pPr>
+      <w:r>
+        <w:rPr>
+          <w:color w:val="3B3B3B"/>
+          <w:sz w:val="22"/>
+          <w:szCs w:val="22"/>
+        </w:rPr>
+        <w:t xml:space="preserve">Fichas con lectura clara y avance persistente (v1.2): tarjeta blanca editorial, fichas leídas registradas, contador y barra por capítulo.</w:t>
+      </w:r>
+    </w:p>
+    <w:p>
+      <w:pPr>
+        <w:pStyle w:val="ListParagraph"/>
+        <w:numPr>
+          <w:ilvl w:val="0"/>
+          <w:numId w:val="2"/>
+        </w:numPr>
+        <w:spacing w:after="80"/>
+      </w:pPr>
+      <w:r>
+        <w:rPr>
+          <w:color w:val="3B3B3B"/>
+          <w:sz w:val="22"/>
+          <w:szCs w:val="22"/>
+        </w:rPr>
+        <w:t xml:space="preserve">Plan de estudio por fecha de examen (v1.2): sesiones diarias calculadas en vivo (capítulos pendientes primero, simulacros completos los últimos 2 días) y recordatorios .ics con alarma para Google/Outlook/Apple Calendar.</w:t>
       </w:r>
     </w:p>
     <w:p>
@@ -1320,7 +1374,7 @@
                 <w:sz w:val="20"/>
                 <w:szCs w:val="20"/>
               </w:rPr>
-              <w:t xml:space="preserve">No aplica: perfiles locales sin contraseña</w:t>
+              <w:t xml:space="preserve">Acceso al sitio publicado con correo y contraseña: middleware en el borde (Pages Functions) que no sirve ningún archivo sin sesión; hash PBKDF2-SHA256 (100k iteraciones) en el código — nunca la contraseña —, cookie firmada HttpOnly de 30 días. Los perfiles internos del aplicativo siguen sin contraseña; la copia local de doble clic no pasa por la puerta</w:t>
             </w:r>
           </w:p>
         </w:tc>
@@ -3020,7 +3074,7 @@
           <w:sz w:val="22"/>
           <w:szCs w:val="22"/>
         </w:rPr>
-        <w:t xml:space="preserve">Sin cuentas, contraseñas, cookies de terceros, analítica ni llamadas de red en ejecución. Todo el progreso es local (localStorage). El respaldo JSON lo genera y guarda el propio usuario. No hay credenciales ni secretos en el código.</w:t>
+        <w:t xml:space="preserve">El sitio publicado exige correo y contraseña del dueño (hash PBKDF2 en el repositorio, jamás la contraseña; cookie de sesión firmada HttpOnly). Dentro del aplicativo no hay cuentas de terceros, analítica ni llamadas de red en ejecución. Todo el progreso es local (localStorage). El respaldo JSON lo genera y guarda el propio usuario. No hay credenciales ni secretos en el código.</w:t>
       </w:r>
     </w:p>
     <w:p>
@@ -3087,6 +3141,24 @@
           <w:szCs w:val="22"/>
         </w:rPr>
         <w:t xml:space="preserve">v1.1 · independencia (11-ago-2026): el aplicativo se muda a su repositorio propio (andresgamonalm/toma-el-volante, aplicativo en la raíz), fuera de simple-block-builder; rutas, documentación y memoria del proyecto actualizadas.</w:t>
+      </w:r>
+    </w:p>
+    <w:p>
+      <w:pPr>
+        <w:pStyle w:val="ListParagraph"/>
+        <w:numPr>
+          <w:ilvl w:val="0"/>
+          <w:numId w:val="2"/>
+        </w:numPr>
+        <w:spacing w:after="80"/>
+      </w:pPr>
+      <w:r>
+        <w:rPr>
+          <w:color w:val="3B3B3B"/>
+          <w:sz w:val="22"/>
+          <w:szCs w:val="22"/>
+        </w:rPr>
+        <w:t xml:space="preserve">v1.2 (11-ago-2026): puerta de acceso del sitio (middleware + PBKDF2 + cookie firmada, página /acceso.html y generador local de clave), trivia de señales estilo tarjetas, fichas claras con avance de lectura, y plan de estudio con recordatorios .ics. Verificación E2E ampliada: 35/35 PASS con la puerta real.</w:t>
       </w:r>
     </w:p>
     <w:p>
